--- a/internal_doc/03.开发设计/CI/Story_sequoiasql-mysql安装包优化.docx
+++ b/internal_doc/03.开发设计/CI/Story_sequoiasql-mysql安装包优化.docx
@@ -436,9 +436,6 @@
           <w:numId w:val="19"/>
         </w:numPr>
         <w:ind w:firstLineChars="0"/>
-        <w:rPr>
-          <w:rFonts w:hint="eastAsia"/>
-        </w:rPr>
       </w:pPr>
       <w:r>
         <w:rPr>
@@ -451,9 +448,6 @@
       <w:pPr>
         <w:pStyle w:val="ListParagraph"/>
         <w:ind w:left="840" w:firstLineChars="0" w:firstLine="0"/>
-        <w:rPr>
-          <w:rFonts w:hint="eastAsia"/>
-        </w:rPr>
       </w:pPr>
       <w:r>
         <w:rPr>
@@ -472,9 +466,6 @@
       <w:pPr>
         <w:pStyle w:val="ListParagraph"/>
         <w:ind w:left="840" w:firstLineChars="0" w:firstLine="0"/>
-        <w:rPr>
-          <w:rFonts w:hint="eastAsia"/>
-        </w:rPr>
       </w:pPr>
       <w:r>
         <w:rPr>
@@ -528,7 +519,6 @@
         <w:pStyle w:val="ListParagraph"/>
         <w:ind w:left="840" w:firstLineChars="0" w:firstLine="0"/>
         <w:rPr>
-          <w:rFonts w:hint="eastAsia"/>
           <w:sz w:val="20"/>
         </w:rPr>
       </w:pPr>
@@ -558,7 +548,6 @@
         <w:pStyle w:val="ListParagraph"/>
         <w:ind w:left="840" w:firstLineChars="0" w:firstLine="0"/>
         <w:rPr>
-          <w:rFonts w:hint="eastAsia"/>
           <w:sz w:val="20"/>
         </w:rPr>
       </w:pPr>
@@ -589,7 +578,6 @@
         <w:pStyle w:val="ListParagraph"/>
         <w:ind w:left="840" w:firstLineChars="0" w:firstLine="0"/>
         <w:rPr>
-          <w:rFonts w:hint="eastAsia"/>
           <w:sz w:val="20"/>
         </w:rPr>
       </w:pPr>
@@ -620,7 +608,6 @@
         <w:pStyle w:val="ListParagraph"/>
         <w:ind w:left="840" w:firstLineChars="0" w:firstLine="0"/>
         <w:rPr>
-          <w:rFonts w:hint="eastAsia"/>
           <w:sz w:val="20"/>
         </w:rPr>
       </w:pPr>
@@ -651,7 +638,6 @@
         <w:pStyle w:val="ListParagraph"/>
         <w:ind w:left="840" w:firstLineChars="0" w:firstLine="0"/>
         <w:rPr>
-          <w:rFonts w:hint="eastAsia"/>
           <w:sz w:val="20"/>
         </w:rPr>
       </w:pPr>
@@ -682,7 +668,6 @@
         <w:pStyle w:val="ListParagraph"/>
         <w:ind w:left="840" w:firstLineChars="0" w:firstLine="0"/>
         <w:rPr>
-          <w:rFonts w:hint="eastAsia"/>
           <w:sz w:val="20"/>
         </w:rPr>
       </w:pPr>
@@ -713,7 +698,6 @@
         <w:pStyle w:val="ListParagraph"/>
         <w:ind w:left="840" w:firstLineChars="0" w:firstLine="0"/>
         <w:rPr>
-          <w:rFonts w:hint="eastAsia"/>
           <w:sz w:val="20"/>
         </w:rPr>
       </w:pPr>
@@ -744,7 +728,6 @@
         <w:pStyle w:val="ListParagraph"/>
         <w:ind w:left="840" w:firstLineChars="0" w:firstLine="0"/>
         <w:rPr>
-          <w:rFonts w:hint="eastAsia"/>
           <w:sz w:val="20"/>
         </w:rPr>
       </w:pPr>
@@ -1448,11 +1431,6 @@
       </w:r>
     </w:p>
     <w:p>
-      <w:pPr>
-        <w:rPr>
-          <w:rFonts w:hint="eastAsia"/>
-        </w:rPr>
-      </w:pPr>
       <w:r>
         <w:rPr>
           <w:rFonts w:hint="eastAsia"/>
@@ -1473,11 +1451,6 @@
       </w:r>
     </w:p>
     <w:p>
-      <w:pPr>
-        <w:rPr>
-          <w:rFonts w:hint="eastAsia"/>
-        </w:rPr>
-      </w:pPr>
       <w:r>
         <w:rPr>
           <w:rFonts w:hint="eastAsia"/>
@@ -1518,11 +1491,6 @@
       </w:r>
     </w:p>
     <w:p>
-      <w:pPr>
-        <w:rPr>
-          <w:rFonts w:hint="eastAsia"/>
-        </w:rPr>
-      </w:pPr>
       <w:r>
         <w:rPr>
           <w:rFonts w:hint="eastAsia"/>
@@ -1555,11 +1523,6 @@
       </w:r>
     </w:p>
     <w:p>
-      <w:pPr>
-        <w:rPr>
-          <w:rFonts w:hint="eastAsia"/>
-        </w:rPr>
-      </w:pPr>
       <w:r>
         <w:rPr>
           <w:rFonts w:hint="eastAsia"/>
@@ -1739,11 +1702,6 @@
       </w:r>
     </w:p>
     <w:p>
-      <w:pPr>
-        <w:rPr>
-          <w:rFonts w:hint="eastAsia"/>
-        </w:rPr>
-      </w:pPr>
       <w:r>
         <w:rPr>
           <w:rFonts w:hint="eastAsia"/>
@@ -1770,11 +1728,6 @@
       </w:r>
     </w:p>
     <w:p>
-      <w:pPr>
-        <w:rPr>
-          <w:rFonts w:hint="eastAsia"/>
-        </w:rPr>
-      </w:pPr>
       <w:r>
         <w:rPr>
           <w:rFonts w:hint="eastAsia"/>
@@ -1831,11 +1784,6 @@
       </w:r>
     </w:p>
     <w:p>
-      <w:pPr>
-        <w:rPr>
-          <w:rFonts w:hint="eastAsia"/>
-        </w:rPr>
-      </w:pPr>
       <w:r>
         <w:rPr>
           <w:rFonts w:hint="eastAsia"/>
@@ -1885,24 +1833,18 @@
         <w:rPr>
           <w:rFonts w:hint="eastAsia"/>
         </w:rPr>
+        <w:t xml:space="preserve"> </w:t>
+      </w:r>
+      <w:r>
+        <w:rPr>
+          <w:rFonts w:hint="eastAsia"/>
+        </w:rPr>
         <w:t>-&gt;</w:t>
       </w:r>
       <w:r>
         <w:rPr>
           <w:rFonts w:hint="eastAsia"/>
         </w:rPr>
-        <w:t>安装插件</w:t>
-      </w:r>
-      <w:r>
-        <w:rPr>
-          <w:rFonts w:hint="eastAsia"/>
-        </w:rPr>
-        <w:t>-&gt;</w:t>
-      </w:r>
-      <w:r>
-        <w:rPr>
-          <w:rFonts w:hint="eastAsia"/>
-        </w:rPr>
         <w:t>添加</w:t>
       </w:r>
       <w:r>
@@ -1915,19 +1857,13 @@
         <w:rPr>
           <w:rFonts w:hint="eastAsia"/>
         </w:rPr>
-        <w:t>相</w:t>
+        <w:t>相关配置项</w:t>
       </w:r>
       <w:r>
         <w:rPr>
           <w:rFonts w:hint="eastAsia"/>
         </w:rPr>
         <w:lastRenderedPageBreak/>
-        <w:t>关配置项</w:t>
-      </w:r>
-      <w:r>
-        <w:rPr>
-          <w:rFonts w:hint="eastAsia"/>
-        </w:rPr>
         <w:t>-</w:t>
       </w:r>
       <w:r>
@@ -1952,59 +1888,192 @@
         <w:rPr>
           <w:rFonts w:hint="eastAsia"/>
         </w:rPr>
-        <w:t>，</w:t>
-      </w:r>
-      <w:r>
-        <w:rPr>
-          <w:rFonts w:hint="eastAsia"/>
-        </w:rPr>
-        <w:t>通过命令行方式</w:t>
-      </w:r>
-      <w:r>
-        <w:rPr>
-          <w:rFonts w:hint="eastAsia"/>
-        </w:rPr>
-        <w:t>加载</w:t>
-      </w:r>
-      <w:r>
-        <w:rPr>
-          <w:rFonts w:hint="eastAsia"/>
-        </w:rPr>
-        <w:t>sdb</w:t>
-      </w:r>
-      <w:r>
-        <w:rPr>
-          <w:rFonts w:hint="eastAsia"/>
-        </w:rPr>
-        <w:t>插件有</w:t>
-      </w:r>
-      <w:r>
-        <w:rPr>
-          <w:rFonts w:hint="eastAsia"/>
-        </w:rPr>
-        <w:t>:</w:t>
-      </w:r>
-    </w:p>
-    <w:p>
-      <w:r>
-        <w:rPr>
-          <w:rFonts w:hint="eastAsia"/>
-        </w:rPr>
-        <w:t xml:space="preserve">      </w:t>
-      </w:r>
-      <w:r>
-        <w:rPr>
-          <w:rFonts w:hint="eastAsia"/>
-        </w:rPr>
-        <w:t>命令行加载：</w:t>
-      </w:r>
-    </w:p>
-    <w:p>
-      <w:r>
-        <w:rPr>
-          <w:rFonts w:hint="eastAsia"/>
-        </w:rPr>
-        <w:t xml:space="preserve">       </w:t>
+        <w:t>,db</w:t>
+      </w:r>
+      <w:r>
+        <w:rPr>
+          <w:rFonts w:hint="eastAsia"/>
+        </w:rPr>
+        <w:t>插件的安装已做成内嵌编译因此添加实例时无需手动安装插件</w:t>
+      </w:r>
+    </w:p>
+    <w:p>
+      <w:r>
+        <w:rPr>
+          <w:rFonts w:hint="eastAsia"/>
+        </w:rPr>
+        <w:t xml:space="preserve">   </w:t>
+      </w:r>
+      <w:r>
+        <w:rPr>
+          <w:rFonts w:hint="eastAsia"/>
+        </w:rPr>
+        <w:t>d</w:t>
+      </w:r>
+      <w:r>
+        <w:rPr>
+          <w:rFonts w:hint="eastAsia"/>
+        </w:rPr>
+        <w:t>、</w:t>
+      </w:r>
+      <w:r>
+        <w:rPr>
+          <w:rFonts w:hint="eastAsia"/>
+        </w:rPr>
+        <w:t>启动服务</w:t>
+      </w:r>
+    </w:p>
+    <w:p>
+      <w:pPr>
+        <w:pStyle w:val="Heading3"/>
+      </w:pPr>
+      <w:r>
+        <w:rPr>
+          <w:rFonts w:hint="eastAsia"/>
+        </w:rPr>
+        <w:t>卸载流程</w:t>
+      </w:r>
+    </w:p>
+    <w:p>
+      <w:r>
+        <w:rPr>
+          <w:rFonts w:hint="eastAsia"/>
+        </w:rPr>
+        <w:t>主要包含以下步骤</w:t>
+      </w:r>
+    </w:p>
+    <w:p>
+      <w:r>
+        <w:rPr>
+          <w:rFonts w:hint="eastAsia"/>
+        </w:rPr>
+        <w:t>（</w:t>
+      </w:r>
+      <w:r>
+        <w:rPr>
+          <w:rFonts w:hint="eastAsia"/>
+        </w:rPr>
+        <w:t>1</w:t>
+      </w:r>
+      <w:r>
+        <w:rPr>
+          <w:rFonts w:hint="eastAsia"/>
+        </w:rPr>
+        <w:t>）卸载前</w:t>
+      </w:r>
+    </w:p>
+    <w:p>
+      <w:r>
+        <w:rPr>
+          <w:rFonts w:hint="eastAsia"/>
+        </w:rPr>
+        <w:t xml:space="preserve">     </w:t>
+      </w:r>
+      <w:r>
+        <w:rPr>
+          <w:rFonts w:hint="eastAsia"/>
+        </w:rPr>
+        <w:t>增加停止服务和实例，停失败退出卸载</w:t>
+      </w:r>
+      <w:r>
+        <w:rPr>
+          <w:rFonts w:hint="eastAsia"/>
+        </w:rPr>
+        <w:t>。</w:t>
+      </w:r>
+    </w:p>
+    <w:p>
+      <w:r>
+        <w:rPr>
+          <w:rFonts w:hint="eastAsia"/>
+        </w:rPr>
+        <w:t>（</w:t>
+      </w:r>
+      <w:r>
+        <w:rPr>
+          <w:rFonts w:hint="eastAsia"/>
+        </w:rPr>
+        <w:t>2</w:t>
+      </w:r>
+      <w:r>
+        <w:rPr>
+          <w:rFonts w:hint="eastAsia"/>
+        </w:rPr>
+        <w:t>）卸载后</w:t>
+      </w:r>
+    </w:p>
+    <w:p>
+      <w:r>
+        <w:rPr>
+          <w:rFonts w:hint="eastAsia"/>
+        </w:rPr>
+        <w:t xml:space="preserve">     </w:t>
+      </w:r>
+      <w:r>
+        <w:rPr>
+          <w:rFonts w:hint="eastAsia"/>
+        </w:rPr>
+        <w:t>删除系统</w:t>
+      </w:r>
+      <w:r>
+        <w:rPr>
+          <w:rFonts w:hint="eastAsia"/>
+        </w:rPr>
+        <w:t>配置文件</w:t>
+      </w:r>
+      <w:r>
+        <w:rPr>
+          <w:rFonts w:hint="eastAsia"/>
+        </w:rPr>
+        <w:t>/etc/default/sequoiasql-mysql</w:t>
+      </w:r>
+      <w:r>
+        <w:rPr>
+          <w:rFonts w:hint="eastAsia"/>
+        </w:rPr>
+        <w:t>，删除服务</w:t>
+      </w:r>
+      <w:r>
+        <w:rPr>
+          <w:rFonts w:hint="eastAsia"/>
+        </w:rPr>
+        <w:t>。</w:t>
+      </w:r>
+    </w:p>
+    <w:p>
+      <w:pPr>
+        <w:pStyle w:val="Heading3"/>
+      </w:pPr>
+      <w:r>
+        <w:rPr>
+          <w:rFonts w:hint="eastAsia"/>
+        </w:rPr>
+        <w:t>实例管理</w:t>
+      </w:r>
+    </w:p>
+    <w:p>
+      <w:pPr>
+        <w:pStyle w:val="Heading4"/>
+      </w:pPr>
+      <w:r>
+        <w:rPr>
+          <w:rFonts w:hint="eastAsia"/>
+        </w:rPr>
+        <w:t>功能描述</w:t>
+      </w:r>
+    </w:p>
+    <w:p>
+      <w:r>
+        <w:rPr>
+          <w:rFonts w:hint="eastAsia"/>
+        </w:rPr>
+        <w:t>在</w:t>
+      </w:r>
+      <w:r>
+        <w:rPr>
+          <w:rFonts w:hint="eastAsia"/>
+        </w:rPr>
+        <w:t>$</w:t>
       </w:r>
       <w:r>
         <w:rPr>
@@ -2016,162 +2085,52 @@
         <w:rPr>
           <w:rFonts w:hint="eastAsia"/>
         </w:rPr>
-        <w:t>首先安装插件</w:t>
-      </w:r>
-      <w:r>
-        <w:rPr>
-          <w:rFonts w:hint="eastAsia"/>
-        </w:rPr>
-        <w:t>$installdir</w:t>
-      </w:r>
-      <w:r>
-        <w:t xml:space="preserve"> /bin/mysql -u root</w:t>
-      </w:r>
-    </w:p>
-    <w:p>
-      <w:r>
-        <w:rPr>
-          <w:rFonts w:hint="eastAsia"/>
-        </w:rPr>
-        <w:t xml:space="preserve">                   </w:t>
-      </w:r>
-      <w:r>
-        <w:t>--socket=</w:t>
-      </w:r>
-      <w:r>
-        <w:rPr>
-          <w:rFonts w:hint="eastAsia"/>
-        </w:rPr>
-        <w:t>$installdir</w:t>
-      </w:r>
-      <w:r>
-        <w:t xml:space="preserve"> /data</w:t>
-      </w:r>
-      <w:r>
-        <w:rPr>
-          <w:rFonts w:hint="eastAsia"/>
-        </w:rPr>
-        <w:t>$port</w:t>
-      </w:r>
-      <w:r>
-        <w:t>/mysqld.sock</w:t>
-      </w:r>
-    </w:p>
-    <w:p>
-      <w:r>
-        <w:rPr>
-          <w:rFonts w:hint="eastAsia"/>
-        </w:rPr>
-        <w:t xml:space="preserve">                   </w:t>
-      </w:r>
-      <w:r>
-        <w:t>-e "install plugin sequoiadb soname 'ha_sequoiadb.so';"</w:t>
-      </w:r>
-    </w:p>
-    <w:p>
-      <w:r>
-        <w:rPr>
-          <w:rFonts w:hint="eastAsia"/>
-        </w:rPr>
-        <w:t xml:space="preserve">       </w:t>
-      </w:r>
-      <w:r>
-        <w:rPr>
-          <w:rFonts w:hint="eastAsia"/>
-        </w:rPr>
+        <w:t>installdir</w:t>
+      </w:r>
+      <w:r>
         <w:t xml:space="preserve"> </w:t>
       </w:r>
       <w:r>
         <w:rPr>
           <w:rFonts w:hint="eastAsia"/>
         </w:rPr>
-        <w:t>然后给数据库实例添加</w:t>
-      </w:r>
-      <w:r>
-        <w:rPr>
-          <w:rFonts w:hint="eastAsia"/>
-        </w:rPr>
-        <w:t>db</w:t>
-      </w:r>
-      <w:r>
-        <w:rPr>
-          <w:rFonts w:hint="eastAsia"/>
-        </w:rPr>
-        <w:t>相关配置，</w:t>
-      </w:r>
-    </w:p>
-    <w:p>
-      <w:r>
-        <w:rPr>
-          <w:rFonts w:hint="eastAsia"/>
-        </w:rPr>
-        <w:t xml:space="preserve">       </w:t>
-      </w:r>
-      <w:r>
-        <w:rPr>
-          <w:rFonts w:hint="eastAsia"/>
-        </w:rPr>
-        <w:t xml:space="preserve"> </w:t>
-      </w:r>
-      <w:r>
-        <w:rPr>
-          <w:rFonts w:hint="eastAsia"/>
-        </w:rPr>
-        <w:t>最后重启实例。</w:t>
-      </w:r>
-    </w:p>
-    <w:p>
-      <w:r>
-        <w:rPr>
-          <w:rFonts w:hint="eastAsia"/>
-        </w:rPr>
-        <w:t xml:space="preserve">   </w:t>
-      </w:r>
-      <w:r>
-        <w:rPr>
-          <w:rFonts w:hint="eastAsia"/>
-        </w:rPr>
-        <w:t>d</w:t>
-      </w:r>
-      <w:r>
-        <w:rPr>
-          <w:rFonts w:hint="eastAsia"/>
-        </w:rPr>
-        <w:t>、</w:t>
-      </w:r>
-      <w:r>
-        <w:rPr>
-          <w:rFonts w:hint="eastAsia"/>
-        </w:rPr>
-        <w:t>启动服务</w:t>
-      </w:r>
-    </w:p>
-    <w:p>
-      <w:pPr>
-        <w:pStyle w:val="Heading3"/>
-        <w:rPr>
-          <w:rFonts w:hint="eastAsia"/>
-        </w:rPr>
-      </w:pPr>
-      <w:r>
-        <w:rPr>
-          <w:rFonts w:hint="eastAsia"/>
-        </w:rPr>
-        <w:t>卸载流程</w:t>
-      </w:r>
-    </w:p>
-    <w:p>
-      <w:r>
-        <w:rPr>
-          <w:rFonts w:hint="eastAsia"/>
-        </w:rPr>
-        <w:t>主要包含以下步骤</w:t>
-      </w:r>
-    </w:p>
-    <w:p>
-      <w:pPr>
-        <w:rPr>
-          <w:rFonts w:hint="eastAsia"/>
+        <w:t>/bin</w:t>
+      </w:r>
+      <w:r>
+        <w:rPr>
+          <w:rFonts w:hint="eastAsia"/>
+        </w:rPr>
+        <w:t>目录下新增</w:t>
+      </w:r>
+      <w:r>
+        <w:rPr>
+          <w:rFonts w:hint="eastAsia"/>
+        </w:rPr>
+        <w:t>实例管理</w:t>
+      </w:r>
+      <w:r>
+        <w:rPr>
+          <w:rFonts w:hint="eastAsia"/>
+        </w:rPr>
+        <w:t>工具</w:t>
+      </w:r>
+      <w:r>
+        <w:rPr>
+          <w:rFonts w:hint="eastAsia"/>
+        </w:rPr>
+        <w:t>sdb_mysql_ctl</w:t>
+      </w:r>
+      <w:r>
+        <w:rPr>
+          <w:rFonts w:hint="eastAsia"/>
+        </w:rPr>
+        <w:t>，包含以下功能：</w:t>
+      </w:r>
+    </w:p>
+    <w:p>
+      <w:pPr>
+        <w:rPr>
+          <w:sz w:val="20"/>
         </w:rPr>
       </w:pPr>
       <w:r>
@@ -2190,513 +2149,294 @@
         <w:rPr>
           <w:rFonts w:hint="eastAsia"/>
         </w:rPr>
-        <w:t>）卸载前</w:t>
-      </w:r>
-    </w:p>
-    <w:p>
-      <w:pPr>
-        <w:rPr>
-          <w:rFonts w:hint="eastAsia"/>
-        </w:rPr>
-      </w:pPr>
-      <w:r>
-        <w:rPr>
-          <w:rFonts w:hint="eastAsia"/>
-        </w:rPr>
-        <w:t xml:space="preserve">     </w:t>
-      </w:r>
-      <w:r>
-        <w:rPr>
-          <w:rFonts w:hint="eastAsia"/>
-        </w:rPr>
-        <w:t>增加停止服务和实例，停失败退出卸载</w:t>
-      </w:r>
-      <w:r>
-        <w:rPr>
-          <w:rFonts w:hint="eastAsia"/>
-        </w:rPr>
-        <w:t>。</w:t>
-      </w:r>
-    </w:p>
-    <w:p>
-      <w:pPr>
-        <w:rPr>
-          <w:rFonts w:hint="eastAsia"/>
-        </w:rPr>
-      </w:pPr>
-      <w:r>
-        <w:rPr>
-          <w:rFonts w:hint="eastAsia"/>
+        <w:t>）</w:t>
+      </w:r>
+      <w:r>
+        <w:rPr>
+          <w:rFonts w:hint="eastAsia"/>
+          <w:sz w:val="20"/>
+        </w:rPr>
+        <w:t>列出实例</w:t>
+      </w:r>
+    </w:p>
+    <w:p>
+      <w:pPr>
+        <w:rPr>
+          <w:sz w:val="20"/>
+        </w:rPr>
+      </w:pPr>
+      <w:r>
+        <w:rPr>
+          <w:rFonts w:hint="eastAsia"/>
+          <w:sz w:val="20"/>
         </w:rPr>
         <w:t>（</w:t>
       </w:r>
       <w:r>
         <w:rPr>
           <w:rFonts w:hint="eastAsia"/>
+          <w:sz w:val="20"/>
         </w:rPr>
         <w:t>2</w:t>
       </w:r>
       <w:r>
         <w:rPr>
           <w:rFonts w:hint="eastAsia"/>
-        </w:rPr>
-        <w:t>）卸载后</w:t>
-      </w:r>
-    </w:p>
-    <w:p>
-      <w:r>
-        <w:rPr>
-          <w:rFonts w:hint="eastAsia"/>
-        </w:rPr>
-        <w:t xml:space="preserve">     </w:t>
-      </w:r>
-      <w:r>
-        <w:rPr>
-          <w:rFonts w:hint="eastAsia"/>
-        </w:rPr>
-        <w:t>删除系统</w:t>
-      </w:r>
-      <w:r>
-        <w:rPr>
-          <w:rFonts w:hint="eastAsia"/>
-        </w:rPr>
-        <w:t>配置文件</w:t>
-      </w:r>
-      <w:r>
-        <w:rPr>
-          <w:rFonts w:hint="eastAsia"/>
-        </w:rPr>
-        <w:t>/etc/default/sequoiasql-mysql</w:t>
-      </w:r>
-      <w:r>
-        <w:rPr>
-          <w:rFonts w:hint="eastAsia"/>
-        </w:rPr>
-        <w:t>，删除服务</w:t>
-      </w:r>
-      <w:r>
-        <w:rPr>
-          <w:rFonts w:hint="eastAsia"/>
-        </w:rPr>
-        <w:t>。</w:t>
-      </w:r>
-    </w:p>
-    <w:p>
-      <w:pPr>
-        <w:pStyle w:val="Heading3"/>
-      </w:pPr>
-      <w:r>
-        <w:rPr>
-          <w:rFonts w:hint="eastAsia"/>
-        </w:rPr>
-        <w:t>实例管理</w:t>
+          <w:sz w:val="20"/>
+        </w:rPr>
+        <w:t>）</w:t>
+      </w:r>
+      <w:r>
+        <w:rPr>
+          <w:rFonts w:hint="eastAsia"/>
+          <w:sz w:val="20"/>
+        </w:rPr>
+        <w:t>添加实例</w:t>
+      </w:r>
+    </w:p>
+    <w:p>
+      <w:pPr>
+        <w:rPr>
+          <w:sz w:val="20"/>
+        </w:rPr>
+      </w:pPr>
+      <w:r>
+        <w:rPr>
+          <w:rFonts w:hint="eastAsia"/>
+          <w:sz w:val="20"/>
+        </w:rPr>
+        <w:t>（</w:t>
+      </w:r>
+      <w:r>
+        <w:rPr>
+          <w:rFonts w:hint="eastAsia"/>
+          <w:sz w:val="20"/>
+        </w:rPr>
+        <w:t>3</w:t>
+      </w:r>
+      <w:r>
+        <w:rPr>
+          <w:rFonts w:hint="eastAsia"/>
+          <w:sz w:val="20"/>
+        </w:rPr>
+        <w:t>）</w:t>
+      </w:r>
+      <w:r>
+        <w:rPr>
+          <w:rFonts w:hint="eastAsia"/>
+          <w:sz w:val="20"/>
+        </w:rPr>
+        <w:t>删除实例</w:t>
+      </w:r>
+    </w:p>
+    <w:p>
+      <w:pPr>
+        <w:rPr>
+          <w:sz w:val="20"/>
+        </w:rPr>
+      </w:pPr>
+      <w:r>
+        <w:rPr>
+          <w:rFonts w:hint="eastAsia"/>
+          <w:sz w:val="20"/>
+        </w:rPr>
+        <w:t>（</w:t>
+      </w:r>
+      <w:r>
+        <w:rPr>
+          <w:rFonts w:hint="eastAsia"/>
+          <w:sz w:val="20"/>
+        </w:rPr>
+        <w:t>4</w:t>
+      </w:r>
+      <w:r>
+        <w:rPr>
+          <w:rFonts w:hint="eastAsia"/>
+          <w:sz w:val="20"/>
+        </w:rPr>
+        <w:t>）</w:t>
+      </w:r>
+      <w:r>
+        <w:rPr>
+          <w:rFonts w:hint="eastAsia"/>
+          <w:sz w:val="20"/>
+        </w:rPr>
+        <w:t>启动实例</w:t>
+      </w:r>
+    </w:p>
+    <w:p>
+      <w:pPr>
+        <w:rPr>
+          <w:sz w:val="20"/>
+        </w:rPr>
+      </w:pPr>
+      <w:r>
+        <w:rPr>
+          <w:rFonts w:hint="eastAsia"/>
+          <w:sz w:val="20"/>
+        </w:rPr>
+        <w:t>（</w:t>
+      </w:r>
+      <w:r>
+        <w:rPr>
+          <w:rFonts w:hint="eastAsia"/>
+          <w:sz w:val="20"/>
+        </w:rPr>
+        <w:t>5</w:t>
+      </w:r>
+      <w:r>
+        <w:rPr>
+          <w:rFonts w:hint="eastAsia"/>
+          <w:sz w:val="20"/>
+        </w:rPr>
+        <w:t>）</w:t>
+      </w:r>
+      <w:r>
+        <w:rPr>
+          <w:rFonts w:hint="eastAsia"/>
+          <w:sz w:val="20"/>
+        </w:rPr>
+        <w:t>启动所有实例</w:t>
+      </w:r>
+    </w:p>
+    <w:p>
+      <w:pPr>
+        <w:rPr>
+          <w:sz w:val="20"/>
+        </w:rPr>
+      </w:pPr>
+      <w:r>
+        <w:rPr>
+          <w:rFonts w:hint="eastAsia"/>
+          <w:sz w:val="20"/>
+        </w:rPr>
+        <w:t>（</w:t>
+      </w:r>
+      <w:r>
+        <w:rPr>
+          <w:rFonts w:hint="eastAsia"/>
+          <w:sz w:val="20"/>
+        </w:rPr>
+        <w:t>6</w:t>
+      </w:r>
+      <w:r>
+        <w:rPr>
+          <w:rFonts w:hint="eastAsia"/>
+          <w:sz w:val="20"/>
+        </w:rPr>
+        <w:t>）</w:t>
+      </w:r>
+      <w:r>
+        <w:rPr>
+          <w:rFonts w:hint="eastAsia"/>
+          <w:sz w:val="20"/>
+        </w:rPr>
+        <w:t>停止实例</w:t>
+      </w:r>
+    </w:p>
+    <w:p>
+      <w:pPr>
+        <w:rPr>
+          <w:sz w:val="20"/>
+        </w:rPr>
+      </w:pPr>
+      <w:r>
+        <w:rPr>
+          <w:rFonts w:hint="eastAsia"/>
+          <w:sz w:val="20"/>
+        </w:rPr>
+        <w:t>（</w:t>
+      </w:r>
+      <w:r>
+        <w:rPr>
+          <w:rFonts w:hint="eastAsia"/>
+          <w:sz w:val="20"/>
+        </w:rPr>
+        <w:t>7</w:t>
+      </w:r>
+      <w:r>
+        <w:rPr>
+          <w:rFonts w:hint="eastAsia"/>
+          <w:sz w:val="20"/>
+        </w:rPr>
+        <w:t>）</w:t>
+      </w:r>
+      <w:r>
+        <w:rPr>
+          <w:rFonts w:hint="eastAsia"/>
+          <w:sz w:val="20"/>
+        </w:rPr>
+        <w:t>停止所有实例</w:t>
+      </w:r>
+    </w:p>
+    <w:p>
+      <w:pPr>
+        <w:rPr>
+          <w:sz w:val="20"/>
+        </w:rPr>
+      </w:pPr>
+      <w:r>
+        <w:rPr>
+          <w:rFonts w:hint="eastAsia"/>
+          <w:sz w:val="20"/>
+        </w:rPr>
+        <w:t>（</w:t>
+      </w:r>
+      <w:r>
+        <w:rPr>
+          <w:rFonts w:hint="eastAsia"/>
+          <w:sz w:val="20"/>
+        </w:rPr>
+        <w:t>8</w:t>
+      </w:r>
+      <w:r>
+        <w:rPr>
+          <w:rFonts w:hint="eastAsia"/>
+          <w:sz w:val="20"/>
+        </w:rPr>
+        <w:t>）</w:t>
+      </w:r>
+      <w:r>
+        <w:rPr>
+          <w:rFonts w:hint="eastAsia"/>
+          <w:sz w:val="20"/>
+        </w:rPr>
+        <w:t>重启实例</w:t>
+      </w:r>
+    </w:p>
+    <w:p>
+      <w:r>
+        <w:rPr>
+          <w:rFonts w:hint="eastAsia"/>
+          <w:sz w:val="20"/>
+        </w:rPr>
+        <w:t>（</w:t>
+      </w:r>
+      <w:r>
+        <w:rPr>
+          <w:rFonts w:hint="eastAsia"/>
+          <w:sz w:val="20"/>
+        </w:rPr>
+        <w:t>9</w:t>
+      </w:r>
+      <w:r>
+        <w:rPr>
+          <w:rFonts w:hint="eastAsia"/>
+          <w:sz w:val="20"/>
+        </w:rPr>
+        <w:t>）</w:t>
+      </w:r>
+      <w:r>
+        <w:rPr>
+          <w:rFonts w:hint="eastAsia"/>
+          <w:sz w:val="20"/>
+        </w:rPr>
+        <w:t>查询状态</w:t>
       </w:r>
     </w:p>
     <w:p>
       <w:pPr>
         <w:pStyle w:val="Heading4"/>
-        <w:rPr>
-          <w:rFonts w:hint="eastAsia"/>
-        </w:rPr>
-      </w:pPr>
-      <w:r>
-        <w:rPr>
-          <w:rFonts w:hint="eastAsia"/>
-        </w:rPr>
-        <w:t>功能描述</w:t>
-      </w:r>
-    </w:p>
-    <w:p>
-      <w:pPr>
-        <w:rPr>
-          <w:rFonts w:hint="eastAsia"/>
-        </w:rPr>
-      </w:pPr>
-      <w:r>
-        <w:rPr>
-          <w:rFonts w:hint="eastAsia"/>
-        </w:rPr>
-        <w:t>在</w:t>
-      </w:r>
-      <w:r>
-        <w:rPr>
-          <w:rFonts w:hint="eastAsia"/>
-        </w:rPr>
-        <w:t>$</w:t>
-      </w:r>
-      <w:r>
-        <w:rPr>
-          <w:rFonts w:hint="eastAsia"/>
-        </w:rPr>
-        <w:t xml:space="preserve"> </w:t>
-      </w:r>
-      <w:r>
-        <w:rPr>
-          <w:rFonts w:hint="eastAsia"/>
-        </w:rPr>
-        <w:t>installdir</w:t>
-      </w:r>
-      <w:r>
-        <w:t xml:space="preserve"> </w:t>
-      </w:r>
-      <w:r>
-        <w:rPr>
-          <w:rFonts w:hint="eastAsia"/>
-        </w:rPr>
-        <w:t>/bin</w:t>
-      </w:r>
-      <w:r>
-        <w:rPr>
-          <w:rFonts w:hint="eastAsia"/>
-        </w:rPr>
-        <w:t>目录下新增</w:t>
-      </w:r>
-      <w:r>
-        <w:rPr>
-          <w:rFonts w:hint="eastAsia"/>
-        </w:rPr>
-        <w:t>实例管理</w:t>
-      </w:r>
-      <w:r>
-        <w:rPr>
-          <w:rFonts w:hint="eastAsia"/>
-        </w:rPr>
-        <w:t>工具</w:t>
-      </w:r>
-      <w:r>
-        <w:rPr>
-          <w:rFonts w:hint="eastAsia"/>
-        </w:rPr>
-        <w:t>sdb_mysql_ctl</w:t>
-      </w:r>
-      <w:r>
-        <w:rPr>
-          <w:rFonts w:hint="eastAsia"/>
-        </w:rPr>
-        <w:t>，包含以下功能：</w:t>
-      </w:r>
-    </w:p>
-    <w:p>
-      <w:pPr>
-        <w:rPr>
-          <w:rFonts w:hint="eastAsia"/>
-          <w:sz w:val="20"/>
-        </w:rPr>
-      </w:pPr>
-      <w:r>
-        <w:rPr>
-          <w:rFonts w:hint="eastAsia"/>
-        </w:rPr>
-        <w:t>（</w:t>
-      </w:r>
-      <w:r>
-        <w:rPr>
-          <w:rFonts w:hint="eastAsia"/>
-        </w:rPr>
-        <w:t>1</w:t>
-      </w:r>
-      <w:r>
-        <w:rPr>
-          <w:rFonts w:hint="eastAsia"/>
-        </w:rPr>
-        <w:t>）</w:t>
-      </w:r>
-      <w:r>
-        <w:rPr>
-          <w:rFonts w:hint="eastAsia"/>
-          <w:sz w:val="20"/>
-        </w:rPr>
-        <w:t>列出实例</w:t>
-      </w:r>
-    </w:p>
-    <w:p>
-      <w:pPr>
-        <w:rPr>
-          <w:rFonts w:hint="eastAsia"/>
-          <w:sz w:val="20"/>
-        </w:rPr>
-      </w:pPr>
-      <w:r>
-        <w:rPr>
-          <w:rFonts w:hint="eastAsia"/>
-          <w:sz w:val="20"/>
-        </w:rPr>
-        <w:t>（</w:t>
-      </w:r>
-      <w:r>
-        <w:rPr>
-          <w:rFonts w:hint="eastAsia"/>
-          <w:sz w:val="20"/>
-        </w:rPr>
-        <w:t>2</w:t>
-      </w:r>
-      <w:r>
-        <w:rPr>
-          <w:rFonts w:hint="eastAsia"/>
-          <w:sz w:val="20"/>
-        </w:rPr>
-        <w:t>）</w:t>
-      </w:r>
-      <w:r>
-        <w:rPr>
-          <w:rFonts w:hint="eastAsia"/>
-          <w:sz w:val="20"/>
-        </w:rPr>
-        <w:t>添加实例</w:t>
-      </w:r>
-    </w:p>
-    <w:p>
-      <w:pPr>
-        <w:rPr>
-          <w:rFonts w:hint="eastAsia"/>
-          <w:sz w:val="20"/>
-        </w:rPr>
-      </w:pPr>
-      <w:r>
-        <w:rPr>
-          <w:rFonts w:hint="eastAsia"/>
-          <w:sz w:val="20"/>
-        </w:rPr>
-        <w:t>（</w:t>
-      </w:r>
-      <w:r>
-        <w:rPr>
-          <w:rFonts w:hint="eastAsia"/>
-          <w:sz w:val="20"/>
-        </w:rPr>
-        <w:t>3</w:t>
-      </w:r>
-      <w:r>
-        <w:rPr>
-          <w:rFonts w:hint="eastAsia"/>
-          <w:sz w:val="20"/>
-        </w:rPr>
-        <w:t>）</w:t>
-      </w:r>
-      <w:r>
-        <w:rPr>
-          <w:rFonts w:hint="eastAsia"/>
-          <w:sz w:val="20"/>
-        </w:rPr>
-        <w:t>删除实例</w:t>
-      </w:r>
-    </w:p>
-    <w:p>
-      <w:pPr>
-        <w:rPr>
-          <w:rFonts w:hint="eastAsia"/>
-          <w:sz w:val="20"/>
-        </w:rPr>
-      </w:pPr>
-      <w:r>
-        <w:rPr>
-          <w:rFonts w:hint="eastAsia"/>
-          <w:sz w:val="20"/>
-        </w:rPr>
-        <w:t>（</w:t>
-      </w:r>
-      <w:r>
-        <w:rPr>
-          <w:rFonts w:hint="eastAsia"/>
-          <w:sz w:val="20"/>
-        </w:rPr>
-        <w:t>4</w:t>
-      </w:r>
-      <w:r>
-        <w:rPr>
-          <w:rFonts w:hint="eastAsia"/>
-          <w:sz w:val="20"/>
-        </w:rPr>
-        <w:t>）</w:t>
-      </w:r>
-      <w:r>
-        <w:rPr>
-          <w:rFonts w:hint="eastAsia"/>
-          <w:sz w:val="20"/>
-        </w:rPr>
-        <w:t>启动实例</w:t>
-      </w:r>
-    </w:p>
-    <w:p>
-      <w:pPr>
-        <w:rPr>
-          <w:rFonts w:hint="eastAsia"/>
-          <w:sz w:val="20"/>
-        </w:rPr>
-      </w:pPr>
-      <w:r>
-        <w:rPr>
-          <w:rFonts w:hint="eastAsia"/>
-          <w:sz w:val="20"/>
-        </w:rPr>
-        <w:t>（</w:t>
-      </w:r>
-      <w:r>
-        <w:rPr>
-          <w:rFonts w:hint="eastAsia"/>
-          <w:sz w:val="20"/>
-        </w:rPr>
-        <w:t>5</w:t>
-      </w:r>
-      <w:r>
-        <w:rPr>
-          <w:rFonts w:hint="eastAsia"/>
-          <w:sz w:val="20"/>
-        </w:rPr>
-        <w:t>）</w:t>
-      </w:r>
-      <w:r>
-        <w:rPr>
-          <w:rFonts w:hint="eastAsia"/>
-          <w:sz w:val="20"/>
-        </w:rPr>
-        <w:t>启动所有实例</w:t>
-      </w:r>
-    </w:p>
-    <w:p>
-      <w:pPr>
-        <w:rPr>
-          <w:rFonts w:hint="eastAsia"/>
-          <w:sz w:val="20"/>
-        </w:rPr>
-      </w:pPr>
-      <w:r>
-        <w:rPr>
-          <w:rFonts w:hint="eastAsia"/>
-          <w:sz w:val="20"/>
-        </w:rPr>
-        <w:t>（</w:t>
-      </w:r>
-      <w:r>
-        <w:rPr>
-          <w:rFonts w:hint="eastAsia"/>
-          <w:sz w:val="20"/>
-        </w:rPr>
-        <w:t>6</w:t>
-      </w:r>
-      <w:r>
-        <w:rPr>
-          <w:rFonts w:hint="eastAsia"/>
-          <w:sz w:val="20"/>
-        </w:rPr>
-        <w:t>）</w:t>
-      </w:r>
-      <w:r>
-        <w:rPr>
-          <w:rFonts w:hint="eastAsia"/>
-          <w:sz w:val="20"/>
-        </w:rPr>
-        <w:t>停止实例</w:t>
-      </w:r>
-    </w:p>
-    <w:p>
-      <w:pPr>
-        <w:rPr>
-          <w:rFonts w:hint="eastAsia"/>
-          <w:sz w:val="20"/>
-        </w:rPr>
-      </w:pPr>
-      <w:r>
-        <w:rPr>
-          <w:rFonts w:hint="eastAsia"/>
-          <w:sz w:val="20"/>
-        </w:rPr>
-        <w:t>（</w:t>
-      </w:r>
-      <w:r>
-        <w:rPr>
-          <w:rFonts w:hint="eastAsia"/>
-          <w:sz w:val="20"/>
-        </w:rPr>
-        <w:t>7</w:t>
-      </w:r>
-      <w:r>
-        <w:rPr>
-          <w:rFonts w:hint="eastAsia"/>
-          <w:sz w:val="20"/>
-        </w:rPr>
-        <w:t>）</w:t>
-      </w:r>
-      <w:r>
-        <w:rPr>
-          <w:rFonts w:hint="eastAsia"/>
-          <w:sz w:val="20"/>
-        </w:rPr>
-        <w:t>停止所有实例</w:t>
-      </w:r>
-    </w:p>
-    <w:p>
-      <w:pPr>
-        <w:rPr>
-          <w:rFonts w:hint="eastAsia"/>
-          <w:sz w:val="20"/>
-        </w:rPr>
-      </w:pPr>
-      <w:r>
-        <w:rPr>
-          <w:rFonts w:hint="eastAsia"/>
-          <w:sz w:val="20"/>
-        </w:rPr>
-        <w:t>（</w:t>
-      </w:r>
-      <w:r>
-        <w:rPr>
-          <w:rFonts w:hint="eastAsia"/>
-          <w:sz w:val="20"/>
-        </w:rPr>
-        <w:t>8</w:t>
-      </w:r>
-      <w:r>
-        <w:rPr>
-          <w:rFonts w:hint="eastAsia"/>
-          <w:sz w:val="20"/>
-        </w:rPr>
-        <w:t>）</w:t>
-      </w:r>
-      <w:r>
-        <w:rPr>
-          <w:rFonts w:hint="eastAsia"/>
-          <w:sz w:val="20"/>
-        </w:rPr>
-        <w:t>重启实例</w:t>
-      </w:r>
-    </w:p>
-    <w:p>
-      <w:r>
-        <w:rPr>
-          <w:rFonts w:hint="eastAsia"/>
-          <w:sz w:val="20"/>
-        </w:rPr>
-        <w:t>（</w:t>
-      </w:r>
-      <w:r>
-        <w:rPr>
-          <w:rFonts w:hint="eastAsia"/>
-          <w:sz w:val="20"/>
-        </w:rPr>
-        <w:t>9</w:t>
-      </w:r>
-      <w:r>
-        <w:rPr>
-          <w:rFonts w:hint="eastAsia"/>
-          <w:sz w:val="20"/>
-        </w:rPr>
-        <w:t>）</w:t>
-      </w:r>
-      <w:r>
-        <w:rPr>
-          <w:rFonts w:hint="eastAsia"/>
-          <w:sz w:val="20"/>
-        </w:rPr>
-        <w:t>查询状态</w:t>
-      </w:r>
-    </w:p>
-    <w:p>
-      <w:pPr>
-        <w:pStyle w:val="Heading4"/>
-        <w:rPr>
-          <w:rFonts w:hint="eastAsia"/>
-        </w:rPr>
       </w:pPr>
       <w:r>
         <w:rPr>
@@ -3183,7 +2923,6 @@
                 <w:rFonts w:hint="eastAsia"/>
                 <w:sz w:val="20"/>
               </w:rPr>
-              <w:lastRenderedPageBreak/>
               <w:t>启动所有实例</w:t>
             </w:r>
           </w:p>
@@ -3370,6 +3109,7 @@
                 <w:rFonts w:hint="eastAsia"/>
                 <w:sz w:val="20"/>
               </w:rPr>
+              <w:lastRenderedPageBreak/>
               <w:t>重启实例</w:t>
             </w:r>
           </w:p>
@@ -3506,7 +3246,6 @@
               <w:pStyle w:val="ListParagraph"/>
               <w:ind w:left="0" w:firstLineChars="0" w:firstLine="0"/>
               <w:rPr>
-                <w:rFonts w:hint="eastAsia"/>
                 <w:sz w:val="20"/>
               </w:rPr>
             </w:pPr>
@@ -3527,9 +3266,6 @@
             <w:pPr>
               <w:pStyle w:val="ListParagraph"/>
               <w:ind w:left="0" w:firstLineChars="0" w:firstLine="0"/>
-              <w:rPr>
-                <w:rFonts w:hint="eastAsia"/>
-              </w:rPr>
             </w:pPr>
             <w:r>
               <w:t>config</w:t>
@@ -3544,9 +3280,6 @@
             <w:pPr>
               <w:pStyle w:val="ListParagraph"/>
               <w:ind w:left="0" w:firstLineChars="0" w:firstLine="0"/>
-              <w:rPr>
-                <w:rFonts w:hint="eastAsia"/>
-              </w:rPr>
             </w:pPr>
             <w:r>
               <w:rPr>
@@ -3584,9 +3317,6 @@
     <w:p>
       <w:pPr>
         <w:pStyle w:val="Heading4"/>
-        <w:rPr>
-          <w:rFonts w:hint="eastAsia"/>
-        </w:rPr>
       </w:pPr>
       <w:r>
         <w:rPr>
@@ -3596,11 +3326,6 @@
       </w:r>
     </w:p>
     <w:p>
-      <w:pPr>
-        <w:rPr>
-          <w:rFonts w:hint="eastAsia"/>
-        </w:rPr>
-      </w:pPr>
       <w:r>
         <w:rPr>
           <w:rFonts w:hint="eastAsia"/>
@@ -3635,11 +3360,6 @@
       </w:r>
     </w:p>
     <w:p>
-      <w:pPr>
-        <w:rPr>
-          <w:rFonts w:hint="eastAsia"/>
-        </w:rPr>
-      </w:pPr>
       <w:r>
         <w:rPr>
           <w:rFonts w:hint="eastAsia"/>
@@ -3939,6 +3659,11 @@
       </w:r>
     </w:p>
     <w:p>
+      <w:pPr>
+        <w:rPr>
+          <w:rFonts w:hint="eastAsia"/>
+        </w:rPr>
+      </w:pPr>
       <w:r>
         <w:rPr>
           <w:rFonts w:hint="eastAsia"/>
@@ -3960,6 +3685,31 @@
         <w:rPr>
           <w:rFonts w:hint="eastAsia"/>
         </w:rPr>
+        <w:t xml:space="preserve">          default-storage-engine=SequoiaDB</w:t>
+      </w:r>
+    </w:p>
+    <w:p>
+      <w:r>
+        <w:rPr>
+          <w:rFonts w:hint="eastAsia"/>
+        </w:rPr>
+        <w:t xml:space="preserve">          sequoiadb_use_partition=ON</w:t>
+      </w:r>
+    </w:p>
+    <w:p>
+      <w:r>
+        <w:rPr>
+          <w:rFonts w:hint="eastAsia"/>
+        </w:rPr>
+        <w:t xml:space="preserve">          haracter_set_server=utf8mb4</w:t>
+      </w:r>
+    </w:p>
+    <w:p/>
+    <w:p>
+      <w:r>
+        <w:rPr>
+          <w:rFonts w:hint="eastAsia"/>
+        </w:rPr>
         <w:t xml:space="preserve">     </w:t>
       </w:r>
       <w:r>
@@ -3981,76 +3731,234 @@
         <w:t>中</w:t>
       </w:r>
     </w:p>
-    <w:p>
-      <w:r>
-        <w:rPr>
-          <w:rFonts w:hint="eastAsia"/>
-        </w:rPr>
-        <w:t xml:space="preserve">     </w:t>
-      </w:r>
-      <w:r>
-        <w:rPr>
-          <w:rFonts w:hint="eastAsia"/>
-        </w:rPr>
-        <w:t>安装插件</w:t>
-      </w:r>
-    </w:p>
-    <w:p>
-      <w:r>
-        <w:rPr>
-          <w:rFonts w:hint="eastAsia"/>
-        </w:rPr>
-        <w:t xml:space="preserve">     </w:t>
-      </w:r>
-      <w:r>
-        <w:rPr>
-          <w:rFonts w:hint="eastAsia"/>
-        </w:rPr>
-        <w:t>添加</w:t>
-      </w:r>
-      <w:r>
-        <w:rPr>
-          <w:rFonts w:hint="eastAsia"/>
-        </w:rPr>
-        <w:t>sdb</w:t>
-      </w:r>
-      <w:r>
-        <w:rPr>
-          <w:rFonts w:hint="eastAsia"/>
-        </w:rPr>
-        <w:t>相关配置：</w:t>
-      </w:r>
-    </w:p>
-    <w:p>
-      <w:r>
-        <w:rPr>
-          <w:rFonts w:hint="eastAsia"/>
-        </w:rPr>
-        <w:t xml:space="preserve">         default-storage-engine=SequoiaDB</w:t>
-      </w:r>
-    </w:p>
-    <w:p>
-      <w:r>
-        <w:rPr>
-          <w:rFonts w:hint="eastAsia"/>
-        </w:rPr>
-        <w:t xml:space="preserve">         sequoiadb_use_partition=ON</w:t>
-      </w:r>
-    </w:p>
-    <w:p>
-      <w:r>
-        <w:rPr>
-          <w:rFonts w:hint="eastAsia"/>
-        </w:rPr>
-        <w:t xml:space="preserve">         haracter_set_server=utf8</w:t>
-      </w:r>
-    </w:p>
-    <w:p>
-      <w:r>
-        <w:rPr>
-          <w:rFonts w:hint="eastAsia"/>
-        </w:rPr>
-        <w:t xml:space="preserve">     </w:t>
+    <w:p/>
+    <w:p>
+      <w:r>
+        <w:rPr>
+          <w:rFonts w:hint="eastAsia"/>
+        </w:rPr>
+        <w:t xml:space="preserve">   c). </w:t>
+      </w:r>
+      <w:r>
+        <w:rPr>
+          <w:rFonts w:hint="eastAsia"/>
+        </w:rPr>
+        <w:t>删除实例</w:t>
+      </w:r>
+    </w:p>
+    <w:p>
+      <w:r>
+        <w:rPr>
+          <w:rFonts w:hint="eastAsia"/>
+        </w:rPr>
+        <w:t xml:space="preserve">      </w:t>
+      </w:r>
+      <w:r>
+        <w:rPr>
+          <w:rFonts w:hint="eastAsia"/>
+        </w:rPr>
+        <w:t>使用</w:t>
+      </w:r>
+      <w:r>
+        <w:rPr>
+          <w:rFonts w:hint="eastAsia"/>
+        </w:rPr>
+        <w:t>bin/mysqld_multi</w:t>
+      </w:r>
+      <w:r>
+        <w:rPr>
+          <w:rFonts w:hint="eastAsia"/>
+        </w:rPr>
+        <w:t>停止数据库实例，</w:t>
+      </w:r>
+      <w:r>
+        <w:t>bin/my_print_defaults</w:t>
+      </w:r>
+      <w:r>
+        <w:rPr>
+          <w:rFonts w:hint="eastAsia"/>
+        </w:rPr>
+        <w:t>读取</w:t>
+      </w:r>
+      <w:r>
+        <w:rPr>
+          <w:rFonts w:hint="eastAsia"/>
+        </w:rPr>
+        <w:t>my.cnf</w:t>
+      </w:r>
+      <w:r>
+        <w:rPr>
+          <w:rFonts w:hint="eastAsia"/>
+        </w:rPr>
+        <w:t>中该实例的相关配置文件，删除该实例数据目录，刷新配置文件</w:t>
+      </w:r>
+    </w:p>
+    <w:p>
+      <w:r>
+        <w:rPr>
+          <w:rFonts w:hint="eastAsia"/>
+        </w:rPr>
+        <w:t xml:space="preserve">   d). </w:t>
+      </w:r>
+      <w:r>
+        <w:rPr>
+          <w:rFonts w:hint="eastAsia"/>
+        </w:rPr>
+        <w:t>启动实例</w:t>
+      </w:r>
+    </w:p>
+    <w:p>
+      <w:r>
+        <w:rPr>
+          <w:rFonts w:hint="eastAsia"/>
+        </w:rPr>
+        <w:t xml:space="preserve">      </w:t>
+      </w:r>
+      <w:r>
+        <w:rPr>
+          <w:rFonts w:hint="eastAsia"/>
+        </w:rPr>
+        <w:t>使用</w:t>
+      </w:r>
+      <w:r>
+        <w:rPr>
+          <w:rFonts w:hint="eastAsia"/>
+        </w:rPr>
+        <w:t>bin/mysqld_multi --defaults-file=$installdir/my.cnf start $port</w:t>
+      </w:r>
+      <w:r>
+        <w:rPr>
+          <w:rFonts w:hint="eastAsia"/>
+        </w:rPr>
+        <w:t>启动数据库实例</w:t>
+      </w:r>
+    </w:p>
+    <w:p>
+      <w:r>
+        <w:rPr>
+          <w:rFonts w:hint="eastAsia"/>
+        </w:rPr>
+        <w:t xml:space="preserve">   e). </w:t>
+      </w:r>
+      <w:r>
+        <w:rPr>
+          <w:rFonts w:hint="eastAsia"/>
+        </w:rPr>
+        <w:t>启动所有实例</w:t>
+      </w:r>
+    </w:p>
+    <w:p>
+      <w:r>
+        <w:rPr>
+          <w:rFonts w:hint="eastAsia"/>
+        </w:rPr>
+        <w:t xml:space="preserve">      </w:t>
+      </w:r>
+      <w:r>
+        <w:rPr>
+          <w:rFonts w:hint="eastAsia"/>
+        </w:rPr>
+        <w:t>使用</w:t>
+      </w:r>
+      <w:r>
+        <w:rPr>
+          <w:rFonts w:hint="eastAsia"/>
+        </w:rPr>
+        <w:t>bin/mysqld_multi --defaults-file=$installdir/my.cnf start</w:t>
+      </w:r>
+    </w:p>
+    <w:p>
+      <w:r>
+        <w:rPr>
+          <w:rFonts w:hint="eastAsia"/>
+        </w:rPr>
+        <w:t xml:space="preserve">   f). </w:t>
+      </w:r>
+      <w:r>
+        <w:rPr>
+          <w:rFonts w:hint="eastAsia"/>
+        </w:rPr>
+        <w:t>停止实例</w:t>
+      </w:r>
+    </w:p>
+    <w:p>
+      <w:r>
+        <w:rPr>
+          <w:rFonts w:hint="eastAsia"/>
+        </w:rPr>
+        <w:t xml:space="preserve">      </w:t>
+      </w:r>
+      <w:r>
+        <w:rPr>
+          <w:rFonts w:hint="eastAsia"/>
+        </w:rPr>
+        <w:t>使用</w:t>
+      </w:r>
+      <w:r>
+        <w:rPr>
+          <w:rFonts w:hint="eastAsia"/>
+        </w:rPr>
+        <w:t>bin/mysqld_multi --defaul</w:t>
+      </w:r>
+      <w:r>
+        <w:rPr>
+          <w:rFonts w:hint="eastAsia"/>
+        </w:rPr>
+        <w:t>ts-file=$installdir/my.cnf stop</w:t>
+      </w:r>
+      <w:r>
+        <w:rPr>
+          <w:rFonts w:hint="eastAsia"/>
+        </w:rPr>
+        <w:t xml:space="preserve"> $port</w:t>
+      </w:r>
+      <w:r>
+        <w:rPr>
+          <w:rFonts w:hint="eastAsia"/>
+        </w:rPr>
+        <w:t>启动数据库实例</w:t>
+      </w:r>
+    </w:p>
+    <w:p>
+      <w:r>
+        <w:rPr>
+          <w:rFonts w:hint="eastAsia"/>
+        </w:rPr>
+        <w:t xml:space="preserve">   g). </w:t>
+      </w:r>
+      <w:r>
+        <w:rPr>
+          <w:rFonts w:hint="eastAsia"/>
+        </w:rPr>
+        <w:t>停止所有实例</w:t>
+      </w:r>
+    </w:p>
+    <w:p>
+      <w:r>
+        <w:rPr>
+          <w:rFonts w:hint="eastAsia"/>
+        </w:rPr>
+        <w:t xml:space="preserve">      </w:t>
+      </w:r>
+      <w:r>
+        <w:rPr>
+          <w:rFonts w:hint="eastAsia"/>
+        </w:rPr>
+        <w:t>使用</w:t>
+      </w:r>
+      <w:r>
+        <w:rPr>
+          <w:rFonts w:hint="eastAsia"/>
+        </w:rPr>
+        <w:t>bin/mysqld_multi --defaults-file=$installdir/my.cnf stop</w:t>
+      </w:r>
+    </w:p>
+    <w:p>
+      <w:r>
+        <w:rPr>
+          <w:rFonts w:hint="eastAsia"/>
+        </w:rPr>
+        <w:t xml:space="preserve">   h). </w:t>
       </w:r>
       <w:r>
         <w:rPr>
@@ -4059,21 +3967,6 @@
         <w:t>重启实例</w:t>
       </w:r>
     </w:p>
-    <w:p/>
-    <w:p>
-      <w:r>
-        <w:rPr>
-          <w:rFonts w:hint="eastAsia"/>
-        </w:rPr>
-        <w:t xml:space="preserve">   c). </w:t>
-      </w:r>
-      <w:r>
-        <w:rPr>
-          <w:rFonts w:hint="eastAsia"/>
-        </w:rPr>
-        <w:t>删除实例</w:t>
-      </w:r>
-    </w:p>
     <w:p>
       <w:r>
         <w:rPr>
@@ -4091,102 +3984,13 @@
         <w:rPr>
           <w:rFonts w:hint="eastAsia"/>
         </w:rPr>
-        <w:t>bin/mysqld_multi</w:t>
-      </w:r>
-      <w:r>
-        <w:rPr>
-          <w:rFonts w:hint="eastAsia"/>
-        </w:rPr>
-        <w:t>停止数据库实例，</w:t>
-      </w:r>
-      <w:r>
-        <w:t>bin/my_print_defaults</w:t>
-      </w:r>
-      <w:r>
-        <w:rPr>
-          <w:rFonts w:hint="eastAsia"/>
-        </w:rPr>
-        <w:t>读取</w:t>
-      </w:r>
-      <w:r>
-        <w:rPr>
-          <w:rFonts w:hint="eastAsia"/>
-        </w:rPr>
-        <w:t>my.cnf</w:t>
-      </w:r>
-      <w:r>
-        <w:rPr>
-          <w:rFonts w:hint="eastAsia"/>
-        </w:rPr>
-        <w:t>中该实例的相关配置文件，删除该实例数据目录，刷新配置文件</w:t>
-      </w:r>
-    </w:p>
-    <w:p>
-      <w:r>
-        <w:rPr>
-          <w:rFonts w:hint="eastAsia"/>
-        </w:rPr>
-        <w:t xml:space="preserve">   d). </w:t>
-      </w:r>
-      <w:r>
-        <w:rPr>
-          <w:rFonts w:hint="eastAsia"/>
-        </w:rPr>
-        <w:t>启动实例</w:t>
-      </w:r>
-    </w:p>
-    <w:p>
-      <w:r>
-        <w:rPr>
-          <w:rFonts w:hint="eastAsia"/>
-        </w:rPr>
-        <w:t xml:space="preserve">      </w:t>
-      </w:r>
-      <w:r>
-        <w:rPr>
-          <w:rFonts w:hint="eastAsia"/>
-        </w:rPr>
-        <w:t>使用</w:t>
-      </w:r>
-      <w:r>
-        <w:rPr>
-          <w:rFonts w:hint="eastAsia"/>
-        </w:rPr>
-        <w:t>bin/mysqld_multi --defaults-file=$installdir/my.cnf start $port</w:t>
-      </w:r>
-      <w:r>
-        <w:rPr>
-          <w:rFonts w:hint="eastAsia"/>
-        </w:rPr>
-        <w:t>启动数据库实例</w:t>
-      </w:r>
-    </w:p>
-    <w:p>
-      <w:r>
-        <w:rPr>
-          <w:rFonts w:hint="eastAsia"/>
-        </w:rPr>
-        <w:t xml:space="preserve">   e). </w:t>
-      </w:r>
-      <w:r>
-        <w:rPr>
-          <w:rFonts w:hint="eastAsia"/>
-        </w:rPr>
-        <w:t>启动所有实例</w:t>
-      </w:r>
-    </w:p>
-    <w:p>
-      <w:r>
-        <w:rPr>
-          <w:rFonts w:hint="eastAsia"/>
-        </w:rPr>
-        <w:t xml:space="preserve">      </w:t>
-      </w:r>
-      <w:r>
-        <w:rPr>
-          <w:rFonts w:hint="eastAsia"/>
-        </w:rPr>
-        <w:t>使用</w:t>
+        <w:t>bin/mysqld_multi --defaults-file=$installdir/my.cnf stop;</w:t>
+      </w:r>
+      <w:r>
+        <w:rPr>
+          <w:rFonts w:hint="eastAsia"/>
+        </w:rPr>
+        <w:t xml:space="preserve"> </w:t>
       </w:r>
       <w:r>
         <w:rPr>
@@ -4200,13 +4004,13 @@
         <w:rPr>
           <w:rFonts w:hint="eastAsia"/>
         </w:rPr>
-        <w:t xml:space="preserve">   f). </w:t>
-      </w:r>
-      <w:r>
-        <w:rPr>
-          <w:rFonts w:hint="eastAsia"/>
-        </w:rPr>
-        <w:t>停止实例</w:t>
+        <w:t xml:space="preserve">   i). </w:t>
+      </w:r>
+      <w:r>
+        <w:rPr>
+          <w:rFonts w:hint="eastAsia"/>
+        </w:rPr>
+        <w:t>查询实例状态</w:t>
       </w:r>
     </w:p>
     <w:p>
@@ -4221,99 +4025,41 @@
         <w:rPr>
           <w:rFonts w:hint="eastAsia"/>
         </w:rPr>
-        <w:t>使用</w:t>
-      </w:r>
-      <w:r>
-        <w:rPr>
-          <w:rFonts w:hint="eastAsia"/>
-        </w:rPr>
-        <w:t>bin/mysqld_multi --defaul</w:t>
-      </w:r>
-      <w:r>
-        <w:rPr>
-          <w:rFonts w:hint="eastAsia"/>
-        </w:rPr>
-        <w:t>ts-file=$installdir/my.cnf stop</w:t>
-      </w:r>
-      <w:r>
-        <w:rPr>
-          <w:rFonts w:hint="eastAsia"/>
-        </w:rPr>
-        <w:t xml:space="preserve"> $port</w:t>
-      </w:r>
-      <w:r>
-        <w:rPr>
-          <w:rFonts w:hint="eastAsia"/>
-        </w:rPr>
-        <w:t>启动数据库实例</w:t>
-      </w:r>
-    </w:p>
-    <w:p>
-      <w:r>
-        <w:rPr>
-          <w:rFonts w:hint="eastAsia"/>
-        </w:rPr>
-        <w:t xml:space="preserve">   g). </w:t>
-      </w:r>
-      <w:r>
-        <w:rPr>
-          <w:rFonts w:hint="eastAsia"/>
-        </w:rPr>
-        <w:t>停止所有实例</w:t>
-      </w:r>
-    </w:p>
-    <w:p>
-      <w:r>
-        <w:rPr>
-          <w:rFonts w:hint="eastAsia"/>
-        </w:rPr>
-        <w:t xml:space="preserve">      </w:t>
-      </w:r>
-      <w:r>
-        <w:rPr>
-          <w:rFonts w:hint="eastAsia"/>
-        </w:rPr>
-        <w:t>使用</w:t>
-      </w:r>
-      <w:r>
-        <w:rPr>
-          <w:rFonts w:hint="eastAsia"/>
-        </w:rPr>
-        <w:t>bin/mysqld_multi --defaults-file=$installdir/my.cnf stop</w:t>
-      </w:r>
-    </w:p>
-    <w:p>
-      <w:r>
-        <w:rPr>
-          <w:rFonts w:hint="eastAsia"/>
-        </w:rPr>
-        <w:t xml:space="preserve">   h). </w:t>
-      </w:r>
-      <w:r>
-        <w:rPr>
-          <w:rFonts w:hint="eastAsia"/>
-        </w:rPr>
-        <w:t>重启实例</w:t>
-      </w:r>
-    </w:p>
-    <w:p>
-      <w:r>
-        <w:rPr>
-          <w:rFonts w:hint="eastAsia"/>
-        </w:rPr>
-        <w:t xml:space="preserve">      </w:t>
-      </w:r>
-      <w:r>
-        <w:rPr>
-          <w:rFonts w:hint="eastAsia"/>
-        </w:rPr>
-        <w:t>使用</w:t>
-      </w:r>
-      <w:r>
-        <w:rPr>
-          <w:rFonts w:hint="eastAsia"/>
-        </w:rPr>
-        <w:t>bin/mysqld_multi --defaults-file=$installdir/my.cnf stop;</w:t>
+        <w:t>bin/mysqld_multi --defaults-file=$installdir/my.cnf</w:t>
+      </w:r>
+      <w:r>
+        <w:rPr>
+          <w:rFonts w:hint="eastAsia"/>
+        </w:rPr>
+        <w:t xml:space="preserve"> report </w:t>
+      </w:r>
+      <w:r>
+        <w:rPr>
+          <w:rFonts w:hint="eastAsia"/>
+        </w:rPr>
+        <w:t>$port</w:t>
+      </w:r>
+    </w:p>
+    <w:p>
+      <w:r>
+        <w:rPr>
+          <w:rFonts w:hint="eastAsia"/>
+        </w:rPr>
+        <w:t xml:space="preserve">   j). </w:t>
+      </w:r>
+      <w:r>
+        <w:rPr>
+          <w:rFonts w:hint="eastAsia"/>
+        </w:rPr>
+        <w:t>修改配置</w:t>
+      </w:r>
+    </w:p>
+    <w:p>
+      <w:r>
+        <w:rPr>
+          <w:rFonts w:hint="eastAsia"/>
+        </w:rPr>
+        <w:t xml:space="preserve">     </w:t>
       </w:r>
       <w:r>
         <w:rPr>
@@ -4325,95 +4071,6 @@
         <w:rPr>
           <w:rFonts w:hint="eastAsia"/>
         </w:rPr>
-        <w:t>bin/mysqld_multi --defaults-file=$installdir/my.cnf start</w:t>
-      </w:r>
-    </w:p>
-    <w:p>
-      <w:r>
-        <w:rPr>
-          <w:rFonts w:hint="eastAsia"/>
-        </w:rPr>
-        <w:t xml:space="preserve">   i). </w:t>
-      </w:r>
-      <w:r>
-        <w:rPr>
-          <w:rFonts w:hint="eastAsia"/>
-        </w:rPr>
-        <w:t>查询实例状态</w:t>
-      </w:r>
-    </w:p>
-    <w:p>
-      <w:pPr>
-        <w:rPr>
-          <w:rFonts w:hint="eastAsia"/>
-        </w:rPr>
-      </w:pPr>
-      <w:r>
-        <w:rPr>
-          <w:rFonts w:hint="eastAsia"/>
-        </w:rPr>
-        <w:t xml:space="preserve">      </w:t>
-      </w:r>
-      <w:r>
-        <w:rPr>
-          <w:rFonts w:hint="eastAsia"/>
-        </w:rPr>
-        <w:t>bin/mysqld_multi --defaults-file=$installdir/my.cnf</w:t>
-      </w:r>
-      <w:r>
-        <w:rPr>
-          <w:rFonts w:hint="eastAsia"/>
-        </w:rPr>
-        <w:t xml:space="preserve"> report </w:t>
-      </w:r>
-      <w:r>
-        <w:rPr>
-          <w:rFonts w:hint="eastAsia"/>
-        </w:rPr>
-        <w:t>$port</w:t>
-      </w:r>
-    </w:p>
-    <w:p>
-      <w:pPr>
-        <w:rPr>
-          <w:rFonts w:hint="eastAsia"/>
-        </w:rPr>
-      </w:pPr>
-      <w:r>
-        <w:rPr>
-          <w:rFonts w:hint="eastAsia"/>
-        </w:rPr>
-        <w:t xml:space="preserve">   j). </w:t>
-      </w:r>
-      <w:r>
-        <w:rPr>
-          <w:rFonts w:hint="eastAsia"/>
-        </w:rPr>
-        <w:t>修改配置</w:t>
-      </w:r>
-    </w:p>
-    <w:p>
-      <w:pPr>
-        <w:rPr>
-          <w:rFonts w:hint="eastAsia"/>
-        </w:rPr>
-      </w:pPr>
-      <w:r>
-        <w:rPr>
-          <w:rFonts w:hint="eastAsia"/>
-        </w:rPr>
-        <w:t xml:space="preserve">     </w:t>
-      </w:r>
-      <w:r>
-        <w:rPr>
-          <w:rFonts w:hint="eastAsia"/>
-        </w:rPr>
-        <w:t xml:space="preserve"> </w:t>
-      </w:r>
-      <w:r>
-        <w:rPr>
-          <w:rFonts w:hint="eastAsia"/>
-        </w:rPr>
         <w:t>目前只支持修改</w:t>
       </w:r>
       <w:r>
@@ -4426,19 +4083,8 @@
         <w:t>的值</w:t>
       </w:r>
     </w:p>
-    <w:p>
-      <w:pPr>
-        <w:rPr>
-          <w:rFonts w:hint="eastAsia"/>
-        </w:rPr>
-      </w:pPr>
-    </w:p>
-    <w:p>
-      <w:pPr>
-        <w:rPr>
-          <w:rFonts w:hint="eastAsia"/>
-        </w:rPr>
-      </w:pPr>
+    <w:p/>
+    <w:p>
       <w:r>
         <w:rPr>
           <w:rFonts w:hint="eastAsia"/>
@@ -5572,14 +5218,7 @@
               <w:rPr>
                 <w:rFonts w:hint="eastAsia"/>
               </w:rPr>
-              <w:t>参数来设置为每一个线程栈分</w:t>
-            </w:r>
-            <w:r>
-              <w:rPr>
-                <w:rFonts w:hint="eastAsia"/>
-              </w:rPr>
-              <w:lastRenderedPageBreak/>
-              <w:t>配多大的内存</w:t>
+              <w:t>参数来设置为每一个线程栈分配多大的内存</w:t>
             </w:r>
           </w:p>
         </w:tc>
@@ -5594,7 +5233,6 @@
               <w:ind w:left="0"/>
             </w:pPr>
             <w:r>
-              <w:lastRenderedPageBreak/>
               <w:t>thread_cache_size</w:t>
             </w:r>
           </w:p>
@@ -5671,6 +5309,7 @@
               <w:ind w:left="0"/>
             </w:pPr>
             <w:r>
+              <w:lastRenderedPageBreak/>
               <w:t>myisam-recover</w:t>
             </w:r>
           </w:p>
@@ -6564,7 +6203,6 @@
         <w:rPr>
           <w:rFonts w:hint="eastAsia"/>
         </w:rPr>
-        <w:lastRenderedPageBreak/>
         <w:t>验收</w:t>
       </w:r>
       <w:r>
@@ -6710,6 +6348,7 @@
                 <w:rFonts w:hint="eastAsia"/>
                 <w:b/>
               </w:rPr>
+              <w:lastRenderedPageBreak/>
               <w:t>用例编号</w:t>
             </w:r>
           </w:p>
